--- a/ICT80004-Internship_Project/INTERNSHIP VIDEO/Good day.docx
+++ b/ICT80004-Internship_Project/INTERNSHIP VIDEO/Good day.docx
@@ -4,843 +4,211 @@
   <w:body>
     <w:p>
       <w:pPr>
-        <w:spacing w:line="360" w:lineRule="auto"/>
+        <w:spacing w:line="276" w:lineRule="auto"/>
+        <w:ind w:left="-142" w:right="-1440"/>
         <w:jc w:val="both"/>
         <w:rPr>
           <w:rFonts w:ascii="Calibri" w:hAnsi="Calibri" w:cs="Calibri"/>
+          <w:sz w:val="32"/>
+          <w:szCs w:val="32"/>
         </w:rPr>
       </w:pPr>
       <w:r>
         <w:rPr>
           <w:rFonts w:ascii="Calibri" w:hAnsi="Calibri" w:cs="Calibri"/>
-        </w:rPr>
-        <w:t xml:space="preserve">Good day. </w:t>
-      </w:r>
-      <w:r>
-        <w:rPr>
-          <w:rFonts w:ascii="Calibri" w:hAnsi="Calibri" w:cs="Calibri"/>
-        </w:rPr>
-        <w:t>I</w:t>
-      </w:r>
-      <w:r>
-        <w:rPr>
-          <w:rFonts w:ascii="Calibri" w:hAnsi="Calibri" w:cs="Calibri"/>
-        </w:rPr>
-        <w:t xml:space="preserve"> am</w:t>
-      </w:r>
-      <w:r>
-        <w:rPr>
-          <w:rFonts w:ascii="Calibri" w:hAnsi="Calibri" w:cs="Calibri"/>
+          <w:sz w:val="32"/>
+          <w:szCs w:val="32"/>
+        </w:rPr>
+        <w:t>I am deeply interested in</w:t>
+      </w:r>
+      <w:r>
+        <w:rPr>
+          <w:rFonts w:ascii="Calibri" w:hAnsi="Calibri" w:cs="Calibri"/>
+          <w:sz w:val="32"/>
+          <w:szCs w:val="32"/>
         </w:rPr>
         <w:t xml:space="preserve"> </w:t>
       </w:r>
       <w:r>
         <w:rPr>
           <w:rFonts w:ascii="Calibri" w:hAnsi="Calibri" w:cs="Calibri"/>
-          <w:b/>
-          <w:bCs/>
-        </w:rPr>
-        <w:t>Arun Ragavendhar</w:t>
-      </w:r>
-      <w:r>
-        <w:rPr>
-          <w:rFonts w:ascii="Calibri" w:hAnsi="Calibri" w:cs="Calibri"/>
-        </w:rPr>
-        <w:t xml:space="preserve">. I </w:t>
-      </w:r>
-      <w:r>
-        <w:rPr>
-          <w:rFonts w:ascii="Calibri" w:hAnsi="Calibri" w:cs="Calibri"/>
-        </w:rPr>
-        <w:t xml:space="preserve">love </w:t>
-      </w:r>
-      <w:r>
-        <w:rPr>
-          <w:rFonts w:ascii="Calibri" w:hAnsi="Calibri" w:cs="Calibri"/>
-        </w:rPr>
-        <w:t>build</w:t>
-      </w:r>
-      <w:r>
-        <w:rPr>
-          <w:rFonts w:ascii="Calibri" w:hAnsi="Calibri" w:cs="Calibri"/>
-        </w:rPr>
-        <w:t>ing</w:t>
-      </w:r>
-      <w:r>
-        <w:rPr>
-          <w:rFonts w:ascii="Calibri" w:hAnsi="Calibri" w:cs="Calibri"/>
+          <w:sz w:val="32"/>
+          <w:szCs w:val="32"/>
+        </w:rPr>
+        <w:t>creating</w:t>
+      </w:r>
+      <w:r>
+        <w:rPr>
+          <w:rFonts w:ascii="Calibri" w:hAnsi="Calibri" w:cs="Calibri"/>
+          <w:sz w:val="32"/>
+          <w:szCs w:val="32"/>
+        </w:rPr>
+        <w:t xml:space="preserve"> products</w:t>
+      </w:r>
+      <w:r>
+        <w:rPr>
+          <w:rFonts w:ascii="Calibri" w:hAnsi="Calibri" w:cs="Calibri"/>
+          <w:sz w:val="32"/>
+          <w:szCs w:val="32"/>
+        </w:rPr>
+        <w:t xml:space="preserve"> for the Australian banking sector</w:t>
+      </w:r>
+      <w:r>
+        <w:rPr>
+          <w:rFonts w:ascii="Calibri" w:hAnsi="Calibri" w:cs="Calibri"/>
+          <w:sz w:val="32"/>
+          <w:szCs w:val="32"/>
         </w:rPr>
         <w:t xml:space="preserve"> </w:t>
       </w:r>
       <w:r>
         <w:rPr>
           <w:rFonts w:ascii="Calibri" w:hAnsi="Calibri" w:cs="Calibri"/>
-          <w:b/>
-          <w:bCs/>
-        </w:rPr>
-        <w:t>end-to-end software</w:t>
-      </w:r>
-      <w:r>
-        <w:rPr>
-          <w:rFonts w:ascii="Calibri" w:hAnsi="Calibri" w:cs="Calibri"/>
-        </w:rPr>
-        <w:t xml:space="preserve"> and </w:t>
-      </w:r>
-      <w:r>
-        <w:rPr>
-          <w:rFonts w:ascii="Calibri" w:hAnsi="Calibri" w:cs="Calibri"/>
-        </w:rPr>
-        <w:t xml:space="preserve">bringing </w:t>
-      </w:r>
-      <w:r>
-        <w:rPr>
-          <w:rFonts w:ascii="Calibri" w:hAnsi="Calibri" w:cs="Calibri"/>
-        </w:rPr>
-        <w:t xml:space="preserve">the usable part of </w:t>
-      </w:r>
-      <w:r>
-        <w:rPr>
-          <w:rFonts w:ascii="Calibri" w:hAnsi="Calibri" w:cs="Calibri"/>
-        </w:rPr>
-        <w:t>A</w:t>
-      </w:r>
-      <w:r>
-        <w:rPr>
-          <w:rFonts w:ascii="Calibri" w:hAnsi="Calibri" w:cs="Calibri"/>
-        </w:rPr>
-        <w:t>I</w:t>
-      </w:r>
-      <w:r>
-        <w:rPr>
-          <w:rFonts w:ascii="Calibri" w:hAnsi="Calibri" w:cs="Calibri"/>
-        </w:rPr>
-        <w:t xml:space="preserve"> for day-to-day usage</w:t>
-      </w:r>
-      <w:r>
-        <w:rPr>
-          <w:rFonts w:ascii="Calibri" w:hAnsi="Calibri" w:cs="Calibri"/>
-        </w:rPr>
-        <w:t xml:space="preserve">. I have </w:t>
-      </w:r>
-      <w:r>
-        <w:rPr>
-          <w:rFonts w:ascii="Calibri" w:hAnsi="Calibri" w:cs="Calibri"/>
-          <w:b/>
-          <w:bCs/>
-        </w:rPr>
-        <w:t xml:space="preserve">two years of software development </w:t>
-      </w:r>
-      <w:r>
-        <w:rPr>
-          <w:rFonts w:ascii="Calibri" w:hAnsi="Calibri" w:cs="Calibri"/>
-          <w:b/>
-          <w:bCs/>
-        </w:rPr>
-        <w:t>experience</w:t>
-      </w:r>
-      <w:r>
-        <w:rPr>
-          <w:rFonts w:ascii="Calibri" w:hAnsi="Calibri" w:cs="Calibri"/>
-        </w:rPr>
-        <w:t xml:space="preserve"> and I</w:t>
-      </w:r>
-      <w:r>
-        <w:rPr>
-          <w:rFonts w:ascii="Calibri" w:hAnsi="Calibri" w:cs="Calibri"/>
-        </w:rPr>
-        <w:t xml:space="preserve"> am</w:t>
-      </w:r>
-      <w:r>
-        <w:rPr>
-          <w:rFonts w:ascii="Calibri" w:hAnsi="Calibri" w:cs="Calibri"/>
+          <w:sz w:val="32"/>
+          <w:szCs w:val="32"/>
+        </w:rPr>
+        <w:t>with</w:t>
+      </w:r>
+      <w:r>
+        <w:rPr>
+          <w:rFonts w:ascii="Calibri" w:hAnsi="Calibri" w:cs="Calibri"/>
+          <w:sz w:val="32"/>
+          <w:szCs w:val="32"/>
+        </w:rPr>
+        <w:t xml:space="preserve"> built</w:t>
+      </w:r>
+      <w:r>
+        <w:rPr>
+          <w:rFonts w:ascii="Calibri" w:hAnsi="Calibri" w:cs="Calibri"/>
+          <w:sz w:val="32"/>
+          <w:szCs w:val="32"/>
+        </w:rPr>
+        <w:t>-in</w:t>
+      </w:r>
+      <w:r>
+        <w:rPr>
+          <w:rFonts w:ascii="Calibri" w:hAnsi="Calibri" w:cs="Calibri"/>
+          <w:sz w:val="32"/>
+          <w:szCs w:val="32"/>
         </w:rPr>
         <w:t xml:space="preserve"> </w:t>
       </w:r>
       <w:r>
         <w:rPr>
           <w:rFonts w:ascii="Calibri" w:hAnsi="Calibri" w:cs="Calibri"/>
-        </w:rPr>
-        <w:t>finishing my</w:t>
-      </w:r>
-      <w:r>
-        <w:rPr>
-          <w:rFonts w:ascii="Calibri" w:hAnsi="Calibri" w:cs="Calibri"/>
+          <w:sz w:val="32"/>
+          <w:szCs w:val="32"/>
+        </w:rPr>
+        <w:t>advanced intelligence</w:t>
+      </w:r>
+      <w:r>
+        <w:rPr>
+          <w:rFonts w:ascii="Calibri" w:hAnsi="Calibri" w:cs="Calibri"/>
+          <w:sz w:val="32"/>
+          <w:szCs w:val="32"/>
+        </w:rPr>
+        <w:t xml:space="preserve"> that </w:t>
+      </w:r>
+      <w:r>
+        <w:rPr>
+          <w:rFonts w:ascii="Calibri" w:hAnsi="Calibri" w:cs="Calibri"/>
+          <w:sz w:val="32"/>
+          <w:szCs w:val="32"/>
+        </w:rPr>
+        <w:t xml:space="preserve">can </w:t>
+      </w:r>
+      <w:r>
+        <w:rPr>
+          <w:rFonts w:ascii="Calibri" w:hAnsi="Calibri" w:cs="Calibri"/>
+          <w:sz w:val="32"/>
+          <w:szCs w:val="32"/>
+        </w:rPr>
+        <w:t>self-learn</w:t>
+      </w:r>
+      <w:r>
+        <w:rPr>
+          <w:rFonts w:ascii="Calibri" w:hAnsi="Calibri" w:cs="Calibri"/>
+          <w:sz w:val="32"/>
+          <w:szCs w:val="32"/>
         </w:rPr>
         <w:t xml:space="preserve"> </w:t>
       </w:r>
       <w:r>
         <w:rPr>
           <w:rFonts w:ascii="Calibri" w:hAnsi="Calibri" w:cs="Calibri"/>
-          <w:b/>
-          <w:bCs/>
-        </w:rPr>
-        <w:t>Master</w:t>
-      </w:r>
-      <w:r>
-        <w:rPr>
-          <w:rFonts w:ascii="Calibri" w:hAnsi="Calibri" w:cs="Calibri"/>
-          <w:b/>
-          <w:bCs/>
-        </w:rPr>
-        <w:t>s</w:t>
-      </w:r>
-      <w:r>
-        <w:rPr>
-          <w:rFonts w:ascii="Calibri" w:hAnsi="Calibri" w:cs="Calibri"/>
-          <w:b/>
-          <w:bCs/>
-        </w:rPr>
-        <w:t xml:space="preserve"> of IT (Software Development)</w:t>
-      </w:r>
-      <w:r>
-        <w:rPr>
-          <w:rFonts w:ascii="Calibri" w:hAnsi="Calibri" w:cs="Calibri"/>
-        </w:rPr>
-        <w:t xml:space="preserve"> at Swinburne</w:t>
-      </w:r>
-      <w:r>
-        <w:rPr>
-          <w:rFonts w:ascii="Calibri" w:hAnsi="Calibri" w:cs="Calibri"/>
-        </w:rPr>
-        <w:t>,</w:t>
-      </w:r>
-      <w:r>
-        <w:rPr>
-          <w:rFonts w:ascii="Calibri" w:hAnsi="Calibri" w:cs="Calibri"/>
-        </w:rPr>
-        <w:t xml:space="preserve"> where</w:t>
-      </w:r>
-      <w:r>
-        <w:rPr>
-          <w:rFonts w:ascii="Calibri" w:hAnsi="Calibri" w:cs="Calibri"/>
-        </w:rPr>
-        <w:t xml:space="preserve"> I interned with </w:t>
-      </w:r>
-      <w:r>
-        <w:rPr>
-          <w:rFonts w:ascii="Calibri" w:hAnsi="Calibri" w:cs="Calibri"/>
-          <w:b/>
-          <w:bCs/>
-        </w:rPr>
-        <w:t>CSIRO’s Data61</w:t>
-      </w:r>
-      <w:r>
-        <w:rPr>
-          <w:rFonts w:ascii="Calibri" w:hAnsi="Calibri" w:cs="Calibri"/>
-        </w:rPr>
-        <w:t xml:space="preserve">. </w:t>
-      </w:r>
-      <w:r>
-        <w:rPr>
-          <w:rFonts w:ascii="Calibri" w:hAnsi="Calibri" w:cs="Calibri"/>
-        </w:rPr>
-        <w:t>I set out to answer a simple question</w:t>
-      </w:r>
-      <w:r>
-        <w:rPr>
-          <w:rFonts w:ascii="Calibri" w:hAnsi="Calibri" w:cs="Calibri"/>
-        </w:rPr>
-        <w:t>:</w:t>
-      </w:r>
-      <w:r>
-        <w:rPr>
-          <w:rFonts w:ascii="Calibri" w:hAnsi="Calibri" w:cs="Calibri"/>
-        </w:rPr>
-        <w:t xml:space="preserve"> </w:t>
-      </w:r>
-      <w:r>
-        <w:rPr>
-          <w:rFonts w:ascii="Calibri" w:hAnsi="Calibri" w:cs="Calibri"/>
-          <w:i/>
-          <w:iCs/>
-        </w:rPr>
-        <w:t>can carefu</w:t>
-      </w:r>
-      <w:r>
-        <w:rPr>
-          <w:rFonts w:ascii="Calibri" w:hAnsi="Calibri" w:cs="Calibri"/>
-          <w:i/>
-          <w:iCs/>
-        </w:rPr>
-        <w:t>l and sly</w:t>
-      </w:r>
-      <w:r>
-        <w:rPr>
-          <w:rFonts w:ascii="Calibri" w:hAnsi="Calibri" w:cs="Calibri"/>
-          <w:i/>
-          <w:iCs/>
-        </w:rPr>
-        <w:t xml:space="preserve"> wording push AI into bad answers—and how do we stop it?</w:t>
-      </w:r>
-      <w:r>
-        <w:rPr>
-          <w:rFonts w:ascii="Calibri" w:hAnsi="Calibri" w:cs="Calibri"/>
-        </w:rPr>
-        <w:t xml:space="preserve"> </w:t>
-      </w:r>
-      <w:r>
-        <w:rPr>
-          <w:rFonts w:ascii="Calibri" w:hAnsi="Calibri" w:cs="Calibri"/>
-        </w:rPr>
-        <w:t xml:space="preserve">To find it out, </w:t>
-      </w:r>
-      <w:r>
-        <w:rPr>
-          <w:rFonts w:ascii="Calibri" w:hAnsi="Calibri" w:cs="Calibri"/>
-        </w:rPr>
-        <w:t xml:space="preserve">I built a </w:t>
-      </w:r>
-      <w:r>
-        <w:rPr>
-          <w:rFonts w:ascii="Calibri" w:hAnsi="Calibri" w:cs="Calibri"/>
-          <w:b/>
-          <w:bCs/>
-        </w:rPr>
-        <w:t>C</w:t>
-      </w:r>
-      <w:r>
-        <w:rPr>
-          <w:rFonts w:ascii="Calibri" w:hAnsi="Calibri" w:cs="Calibri"/>
-        </w:rPr>
-        <w:t xml:space="preserve"> </w:t>
-      </w:r>
-      <w:r>
-        <w:rPr>
-          <w:rFonts w:ascii="Calibri" w:hAnsi="Calibri" w:cs="Calibri"/>
-        </w:rPr>
-        <w:t>program</w:t>
-      </w:r>
-      <w:r>
-        <w:rPr>
-          <w:rFonts w:ascii="Calibri" w:hAnsi="Calibri" w:cs="Calibri"/>
-        </w:rPr>
-        <w:t xml:space="preserve"> that </w:t>
-      </w:r>
-      <w:r>
-        <w:rPr>
-          <w:rFonts w:ascii="Calibri" w:hAnsi="Calibri" w:cs="Calibri"/>
-        </w:rPr>
-        <w:t>fixes vulnerable code</w:t>
-      </w:r>
-      <w:r>
-        <w:rPr>
-          <w:rFonts w:ascii="Calibri" w:hAnsi="Calibri" w:cs="Calibri"/>
-        </w:rPr>
-        <w:t xml:space="preserve"> which </w:t>
-      </w:r>
-      <w:r>
-        <w:rPr>
-          <w:rFonts w:ascii="Calibri" w:hAnsi="Calibri" w:cs="Calibri"/>
-        </w:rPr>
-        <w:t xml:space="preserve">would otherwise </w:t>
-      </w:r>
-      <w:r>
-        <w:rPr>
-          <w:rFonts w:ascii="Calibri" w:hAnsi="Calibri" w:cs="Calibri"/>
-        </w:rPr>
-        <w:t xml:space="preserve">blow out </w:t>
-      </w:r>
-      <w:r>
-        <w:rPr>
-          <w:rFonts w:ascii="Calibri" w:hAnsi="Calibri" w:cs="Calibri"/>
-        </w:rPr>
-        <w:t>the</w:t>
-      </w:r>
-      <w:r>
-        <w:rPr>
-          <w:rFonts w:ascii="Calibri" w:hAnsi="Calibri" w:cs="Calibri"/>
-        </w:rPr>
-        <w:t xml:space="preserve"> memory stack</w:t>
-      </w:r>
-      <w:r>
-        <w:rPr>
-          <w:rFonts w:ascii="Calibri" w:hAnsi="Calibri" w:cs="Calibri"/>
-        </w:rPr>
-        <w:t xml:space="preserve">. My main work was building </w:t>
-      </w:r>
-      <w:r>
-        <w:rPr>
-          <w:rFonts w:ascii="Calibri" w:hAnsi="Calibri" w:cs="Calibri"/>
-        </w:rPr>
-        <w:t xml:space="preserve">a </w:t>
-      </w:r>
-      <w:r>
-        <w:rPr>
-          <w:rFonts w:ascii="Calibri" w:hAnsi="Calibri" w:cs="Calibri"/>
-          <w:b/>
-          <w:bCs/>
-        </w:rPr>
-        <w:t>prompt</w:t>
-      </w:r>
-      <w:r>
-        <w:rPr>
-          <w:rFonts w:ascii="Calibri" w:hAnsi="Calibri" w:cs="Calibri"/>
-        </w:rPr>
-        <w:t xml:space="preserve"> </w:t>
-      </w:r>
-      <w:r>
-        <w:rPr>
-          <w:rFonts w:ascii="Calibri" w:hAnsi="Calibri" w:cs="Calibri"/>
-        </w:rPr>
-        <w:t>dataset</w:t>
-      </w:r>
-      <w:r>
-        <w:rPr>
-          <w:rFonts w:ascii="Calibri" w:hAnsi="Calibri" w:cs="Calibri"/>
-        </w:rPr>
-        <w:t xml:space="preserve"> with 325 </w:t>
-      </w:r>
-      <w:r>
-        <w:rPr>
-          <w:rFonts w:ascii="Calibri" w:hAnsi="Calibri" w:cs="Calibri"/>
-        </w:rPr>
-        <w:t>text-based</w:t>
-      </w:r>
-      <w:r>
-        <w:rPr>
-          <w:rFonts w:ascii="Calibri" w:hAnsi="Calibri" w:cs="Calibri"/>
-        </w:rPr>
-        <w:t xml:space="preserve"> </w:t>
-      </w:r>
-      <w:r>
-        <w:rPr>
-          <w:rFonts w:ascii="Calibri" w:hAnsi="Calibri" w:cs="Calibri"/>
-        </w:rPr>
-        <w:t xml:space="preserve">injections </w:t>
-      </w:r>
-      <w:r>
-        <w:rPr>
-          <w:rFonts w:ascii="Calibri" w:hAnsi="Calibri" w:cs="Calibri"/>
-        </w:rPr>
-        <w:t>across</w:t>
-      </w:r>
-      <w:r>
-        <w:rPr>
-          <w:rFonts w:ascii="Calibri" w:hAnsi="Calibri" w:cs="Calibri"/>
-        </w:rPr>
-        <w:t xml:space="preserve"> </w:t>
-      </w:r>
-      <w:r>
-        <w:rPr>
-          <w:rFonts w:ascii="Calibri" w:hAnsi="Calibri" w:cs="Calibri"/>
-          <w:b/>
-          <w:bCs/>
-        </w:rPr>
-        <w:t xml:space="preserve">nine </w:t>
-      </w:r>
-      <w:r>
-        <w:rPr>
-          <w:rFonts w:ascii="Calibri" w:hAnsi="Calibri" w:cs="Calibri"/>
-          <w:b/>
-          <w:bCs/>
-        </w:rPr>
-        <w:t xml:space="preserve">social engineering </w:t>
-      </w:r>
-      <w:r>
-        <w:rPr>
-          <w:rFonts w:ascii="Calibri" w:hAnsi="Calibri" w:cs="Calibri"/>
-          <w:b/>
-          <w:bCs/>
-        </w:rPr>
-        <w:t>tactics</w:t>
-      </w:r>
-      <w:r>
-        <w:rPr>
-          <w:rFonts w:ascii="Calibri" w:hAnsi="Calibri" w:cs="Calibri"/>
-          <w:b/>
-          <w:bCs/>
-        </w:rPr>
-        <w:t>.</w:t>
-      </w:r>
-      <w:r>
-        <w:rPr>
-          <w:rFonts w:ascii="Calibri" w:hAnsi="Calibri" w:cs="Calibri"/>
-        </w:rPr>
-        <w:t xml:space="preserve"> </w:t>
-      </w:r>
-      <w:r>
-        <w:rPr>
-          <w:rFonts w:ascii="Calibri" w:hAnsi="Calibri" w:cs="Calibri"/>
-        </w:rPr>
-        <w:t>I validated my work with an</w:t>
-      </w:r>
-      <w:r>
-        <w:rPr>
-          <w:rFonts w:ascii="Calibri" w:hAnsi="Calibri" w:cs="Calibri"/>
-        </w:rPr>
-        <w:t xml:space="preserve"> automated test</w:t>
-      </w:r>
-      <w:r>
-        <w:rPr>
-          <w:rFonts w:ascii="Calibri" w:hAnsi="Calibri" w:cs="Calibri"/>
-          <w:b/>
-          <w:bCs/>
-        </w:rPr>
-        <w:t xml:space="preserve"> </w:t>
-      </w:r>
-      <w:r>
-        <w:rPr>
-          <w:rFonts w:ascii="Calibri" w:hAnsi="Calibri" w:cs="Calibri"/>
-          <w:b/>
-          <w:bCs/>
-        </w:rPr>
-        <w:t>script which</w:t>
-      </w:r>
-      <w:r>
-        <w:rPr>
-          <w:rFonts w:ascii="Calibri" w:hAnsi="Calibri" w:cs="Calibri"/>
-        </w:rPr>
-        <w:t xml:space="preserve"> keeps the dataset clean by catching duplicates, </w:t>
-      </w:r>
-      <w:r>
-        <w:rPr>
-          <w:rFonts w:ascii="Calibri" w:hAnsi="Calibri" w:cs="Calibri"/>
-        </w:rPr>
-        <w:t>imbalance</w:t>
-      </w:r>
-      <w:r>
-        <w:rPr>
-          <w:rFonts w:ascii="Calibri" w:hAnsi="Calibri" w:cs="Calibri"/>
-        </w:rPr>
-        <w:t>d</w:t>
-      </w:r>
-      <w:r>
-        <w:rPr>
-          <w:rFonts w:ascii="Calibri" w:hAnsi="Calibri" w:cs="Calibri"/>
-        </w:rPr>
-        <w:t xml:space="preserve"> queries</w:t>
-      </w:r>
-      <w:r>
-        <w:rPr>
-          <w:rFonts w:ascii="Calibri" w:hAnsi="Calibri" w:cs="Calibri"/>
-        </w:rPr>
-        <w:t xml:space="preserve"> and mismatched decisions</w:t>
-      </w:r>
-      <w:r>
-        <w:rPr>
-          <w:rFonts w:ascii="Calibri" w:hAnsi="Calibri" w:cs="Calibri"/>
-        </w:rPr>
-        <w:t>.</w:t>
-      </w:r>
-      <w:r>
-        <w:rPr>
-          <w:rFonts w:ascii="Calibri" w:hAnsi="Calibri" w:cs="Calibri"/>
-        </w:rPr>
-        <w:t xml:space="preserve"> I bring: </w:t>
-      </w:r>
-      <w:r>
-        <w:rPr>
-          <w:rFonts w:ascii="Calibri" w:hAnsi="Calibri" w:cs="Calibri"/>
-        </w:rPr>
-        <w:t xml:space="preserve">curiosity, </w:t>
-      </w:r>
-      <w:r>
-        <w:rPr>
-          <w:rFonts w:ascii="Calibri" w:hAnsi="Calibri" w:cs="Calibri"/>
-          <w:b/>
-          <w:bCs/>
-        </w:rPr>
-        <w:t>clear code</w:t>
-      </w:r>
-      <w:r>
-        <w:rPr>
-          <w:rFonts w:ascii="Calibri" w:hAnsi="Calibri" w:cs="Calibri"/>
-        </w:rPr>
-        <w:t xml:space="preserve">, </w:t>
-      </w:r>
-      <w:r>
-        <w:rPr>
-          <w:rFonts w:ascii="Calibri" w:hAnsi="Calibri" w:cs="Calibri"/>
-        </w:rPr>
-        <w:t xml:space="preserve">a </w:t>
-      </w:r>
-      <w:r>
-        <w:rPr>
-          <w:rFonts w:ascii="Calibri" w:hAnsi="Calibri" w:cs="Calibri"/>
-          <w:b/>
-          <w:bCs/>
-        </w:rPr>
-        <w:t>methodical work</w:t>
-      </w:r>
-      <w:r>
-        <w:rPr>
-          <w:rFonts w:ascii="Calibri" w:hAnsi="Calibri" w:cs="Calibri"/>
-          <w:b/>
-          <w:bCs/>
-        </w:rPr>
-        <w:t>ing</w:t>
-      </w:r>
-      <w:r>
-        <w:rPr>
-          <w:rFonts w:ascii="Calibri" w:hAnsi="Calibri" w:cs="Calibri"/>
-          <w:b/>
-          <w:bCs/>
-        </w:rPr>
-        <w:t xml:space="preserve"> style</w:t>
-      </w:r>
-      <w:r>
-        <w:rPr>
-          <w:rFonts w:ascii="Calibri" w:hAnsi="Calibri" w:cs="Calibri"/>
-        </w:rPr>
-        <w:t xml:space="preserve">, and </w:t>
-      </w:r>
-      <w:r>
-        <w:rPr>
-          <w:rFonts w:ascii="Calibri" w:hAnsi="Calibri" w:cs="Calibri"/>
-          <w:b/>
-          <w:bCs/>
-        </w:rPr>
-        <w:t>results you can repeat</w:t>
-      </w:r>
-      <w:r>
-        <w:rPr>
-          <w:rFonts w:ascii="Calibri" w:hAnsi="Calibri" w:cs="Calibri"/>
-        </w:rPr>
-        <w:t>, plus plain-English explanations</w:t>
-      </w:r>
-      <w:r>
-        <w:rPr>
-          <w:rFonts w:ascii="Calibri" w:hAnsi="Calibri" w:cs="Calibri"/>
-        </w:rPr>
-        <w:t xml:space="preserve"> to clients</w:t>
-      </w:r>
-      <w:r>
-        <w:rPr>
-          <w:rFonts w:ascii="Calibri" w:hAnsi="Calibri" w:cs="Calibri"/>
-        </w:rPr>
-        <w:t xml:space="preserve"> and a feedback-driven way of working. I</w:t>
-      </w:r>
-      <w:r>
-        <w:rPr>
-          <w:rFonts w:ascii="Calibri" w:hAnsi="Calibri" w:cs="Calibri"/>
-        </w:rPr>
-        <w:t xml:space="preserve"> am</w:t>
-      </w:r>
-      <w:r>
-        <w:rPr>
-          <w:rFonts w:ascii="Calibri" w:hAnsi="Calibri" w:cs="Calibri"/>
-        </w:rPr>
-        <w:t xml:space="preserve"> aiming for a </w:t>
-      </w:r>
-      <w:r>
-        <w:rPr>
-          <w:rFonts w:ascii="Calibri" w:hAnsi="Calibri" w:cs="Calibri"/>
-          <w:b/>
-          <w:bCs/>
-        </w:rPr>
-        <w:t>full-stack developer</w:t>
-      </w:r>
-      <w:r>
-        <w:rPr>
-          <w:rFonts w:ascii="Calibri" w:hAnsi="Calibri" w:cs="Calibri"/>
-        </w:rPr>
-        <w:t xml:space="preserve"> role </w:t>
-      </w:r>
-      <w:r>
-        <w:rPr>
-          <w:rFonts w:ascii="Calibri" w:hAnsi="Calibri" w:cs="Calibri"/>
-        </w:rPr>
-        <w:t>with a focus on</w:t>
-      </w:r>
-      <w:r>
-        <w:rPr>
-          <w:rFonts w:ascii="Calibri" w:hAnsi="Calibri" w:cs="Calibri"/>
-        </w:rPr>
-        <w:t xml:space="preserve"> contributing to Generative</w:t>
-      </w:r>
-      <w:r>
-        <w:rPr>
-          <w:rFonts w:ascii="Calibri" w:hAnsi="Calibri" w:cs="Calibri"/>
-        </w:rPr>
-        <w:t xml:space="preserve"> </w:t>
-      </w:r>
-      <w:r>
-        <w:rPr>
-          <w:rFonts w:ascii="Calibri" w:hAnsi="Calibri" w:cs="Calibri"/>
-        </w:rPr>
-        <w:t xml:space="preserve">AI and </w:t>
-      </w:r>
-      <w:r>
-        <w:rPr>
-          <w:rFonts w:ascii="Calibri" w:hAnsi="Calibri" w:cs="Calibri"/>
-        </w:rPr>
-        <w:t>Reinforcement Learning</w:t>
-      </w:r>
-      <w:r>
-        <w:rPr>
-          <w:rFonts w:ascii="Calibri" w:hAnsi="Calibri" w:cs="Calibri"/>
-        </w:rPr>
-        <w:t xml:space="preserve">. If </w:t>
-      </w:r>
-      <w:r>
-        <w:rPr>
-          <w:rFonts w:ascii="Calibri" w:hAnsi="Calibri" w:cs="Calibri"/>
-        </w:rPr>
-        <w:t>my work</w:t>
-      </w:r>
-      <w:r>
-        <w:rPr>
-          <w:rFonts w:ascii="Calibri" w:hAnsi="Calibri" w:cs="Calibri"/>
-        </w:rPr>
-        <w:t xml:space="preserve"> </w:t>
-      </w:r>
-      <w:r>
-        <w:rPr>
-          <w:rFonts w:ascii="Calibri" w:hAnsi="Calibri" w:cs="Calibri"/>
-        </w:rPr>
-        <w:t>grabbed</w:t>
-      </w:r>
-      <w:r>
-        <w:rPr>
-          <w:rFonts w:ascii="Calibri" w:hAnsi="Calibri" w:cs="Calibri"/>
-        </w:rPr>
-        <w:t xml:space="preserve"> your </w:t>
-      </w:r>
-      <w:r>
-        <w:rPr>
-          <w:rFonts w:ascii="Calibri" w:hAnsi="Calibri" w:cs="Calibri"/>
-        </w:rPr>
-        <w:t>attention</w:t>
-      </w:r>
-      <w:r>
-        <w:rPr>
-          <w:rFonts w:ascii="Calibri" w:hAnsi="Calibri" w:cs="Calibri"/>
-        </w:rPr>
-        <w:t xml:space="preserve">, </w:t>
-      </w:r>
-      <w:r>
-        <w:rPr>
-          <w:rFonts w:ascii="Calibri" w:hAnsi="Calibri" w:cs="Calibri"/>
-        </w:rPr>
-        <w:t xml:space="preserve">please do </w:t>
-      </w:r>
-      <w:r>
-        <w:rPr>
-          <w:rFonts w:ascii="Calibri" w:hAnsi="Calibri" w:cs="Calibri"/>
-        </w:rPr>
-        <w:t xml:space="preserve">check </w:t>
-      </w:r>
-      <w:r>
-        <w:rPr>
-          <w:rFonts w:ascii="Calibri" w:hAnsi="Calibri" w:cs="Calibri"/>
-        </w:rPr>
-        <w:t xml:space="preserve">out </w:t>
-      </w:r>
-      <w:r>
-        <w:rPr>
-          <w:rFonts w:ascii="Calibri" w:hAnsi="Calibri" w:cs="Calibri"/>
-        </w:rPr>
-        <w:t xml:space="preserve">my </w:t>
-      </w:r>
-      <w:r>
-        <w:rPr>
-          <w:rFonts w:ascii="Calibri" w:hAnsi="Calibri" w:cs="Calibri"/>
-          <w:b/>
-          <w:bCs/>
-        </w:rPr>
-        <w:t>LinkedIn</w:t>
-      </w:r>
-      <w:r>
-        <w:rPr>
-          <w:rFonts w:ascii="Calibri" w:hAnsi="Calibri" w:cs="Calibri"/>
-        </w:rPr>
-        <w:t xml:space="preserve"> </w:t>
-      </w:r>
-      <w:r>
-        <w:rPr>
-          <w:rFonts w:ascii="Calibri" w:hAnsi="Calibri" w:cs="Calibri"/>
-        </w:rPr>
-        <w:t xml:space="preserve">profile </w:t>
-      </w:r>
-      <w:r>
-        <w:rPr>
-          <w:rFonts w:ascii="Calibri" w:hAnsi="Calibri" w:cs="Calibri"/>
-        </w:rPr>
-        <w:t xml:space="preserve">and </w:t>
-      </w:r>
-      <w:r>
-        <w:rPr>
-          <w:rFonts w:ascii="Calibri" w:hAnsi="Calibri" w:cs="Calibri"/>
-        </w:rPr>
-        <w:t xml:space="preserve">my </w:t>
-      </w:r>
-      <w:r>
-        <w:rPr>
-          <w:rFonts w:ascii="Calibri" w:hAnsi="Calibri" w:cs="Calibri"/>
-          <w:b/>
-          <w:bCs/>
-        </w:rPr>
-        <w:t>GitHub project repo</w:t>
-      </w:r>
-      <w:r>
-        <w:rPr>
-          <w:rFonts w:ascii="Calibri" w:hAnsi="Calibri" w:cs="Calibri"/>
-          <w:b/>
-          <w:bCs/>
-        </w:rPr>
-        <w:t>sitory</w:t>
-      </w:r>
-      <w:r>
-        <w:rPr>
-          <w:rFonts w:ascii="Calibri" w:hAnsi="Calibri" w:cs="Calibri"/>
-        </w:rPr>
-        <w:t xml:space="preserve"> in the description</w:t>
-      </w:r>
-      <w:r>
-        <w:rPr>
-          <w:rFonts w:ascii="Calibri" w:hAnsi="Calibri" w:cs="Calibri"/>
-        </w:rPr>
-        <w:t xml:space="preserve"> below</w:t>
-      </w:r>
-      <w:r>
-        <w:rPr>
-          <w:rFonts w:ascii="Calibri" w:hAnsi="Calibri" w:cs="Calibri"/>
-        </w:rPr>
-        <w:t>. Thank you</w:t>
-      </w:r>
-      <w:r>
-        <w:rPr>
-          <w:rFonts w:ascii="Calibri" w:hAnsi="Calibri" w:cs="Calibri"/>
-        </w:rPr>
-        <w:t xml:space="preserve"> so much for your time</w:t>
-      </w:r>
-      <w:r>
-        <w:rPr>
-          <w:rFonts w:ascii="Calibri" w:hAnsi="Calibri" w:cs="Calibri"/>
-        </w:rPr>
-        <w:t xml:space="preserve"> and have a </w:t>
-      </w:r>
-      <w:r>
-        <w:rPr>
-          <w:rFonts w:ascii="Calibri" w:hAnsi="Calibri" w:cs="Calibri"/>
-        </w:rPr>
-        <w:t>wonderful</w:t>
-      </w:r>
-      <w:r>
-        <w:rPr>
-          <w:rFonts w:ascii="Calibri" w:hAnsi="Calibri" w:cs="Calibri"/>
-        </w:rPr>
-        <w:t xml:space="preserve"> </w:t>
-      </w:r>
-      <w:r>
-        <w:rPr>
-          <w:rFonts w:ascii="Calibri" w:hAnsi="Calibri" w:cs="Calibri"/>
-        </w:rPr>
-        <w:t>day!</w:t>
+          <w:sz w:val="32"/>
+          <w:szCs w:val="32"/>
+        </w:rPr>
+        <w:t xml:space="preserve">iteratively from reinforced machine </w:t>
+      </w:r>
+      <w:r>
+        <w:rPr>
+          <w:rFonts w:ascii="Calibri" w:hAnsi="Calibri" w:cs="Calibri"/>
+          <w:sz w:val="32"/>
+          <w:szCs w:val="32"/>
+        </w:rPr>
+        <w:t>learning</w:t>
+      </w:r>
+      <w:r>
+        <w:rPr>
+          <w:rFonts w:ascii="Calibri" w:hAnsi="Calibri" w:cs="Calibri"/>
+          <w:sz w:val="32"/>
+          <w:szCs w:val="32"/>
+        </w:rPr>
+        <w:t>, thereby, making every day banking super secure for our community.</w:t>
       </w:r>
     </w:p>
     <w:p>
       <w:pPr>
-        <w:spacing w:line="360" w:lineRule="auto"/>
+        <w:spacing w:line="276" w:lineRule="auto"/>
+        <w:ind w:left="-142" w:right="-1440"/>
         <w:jc w:val="both"/>
         <w:rPr>
           <w:rFonts w:ascii="Calibri" w:hAnsi="Calibri" w:cs="Calibri"/>
+          <w:sz w:val="32"/>
+          <w:szCs w:val="32"/>
+        </w:rPr>
+      </w:pPr>
+      <w:r>
+        <w:rPr>
+          <w:rFonts w:ascii="Calibri" w:hAnsi="Calibri" w:cs="Calibri"/>
+          <w:sz w:val="32"/>
+          <w:szCs w:val="32"/>
+        </w:rPr>
+        <w:t>If my work grabbed your attention, please do check out my LinkedIn profile and</w:t>
+      </w:r>
+      <w:r>
+        <w:rPr>
+          <w:rFonts w:ascii="Calibri" w:hAnsi="Calibri" w:cs="Calibri"/>
+          <w:sz w:val="32"/>
+          <w:szCs w:val="32"/>
+        </w:rPr>
+        <w:t xml:space="preserve"> my </w:t>
+      </w:r>
+      <w:r>
+        <w:rPr>
+          <w:rFonts w:ascii="Calibri" w:hAnsi="Calibri" w:cs="Calibri"/>
+          <w:sz w:val="32"/>
+          <w:szCs w:val="32"/>
+        </w:rPr>
+        <w:t>Git hub Repository in the description below. Thank you so much for your time and have a wonderful day.</w:t>
+      </w:r>
+    </w:p>
+    <w:p>
+      <w:pPr>
+        <w:spacing w:line="276" w:lineRule="auto"/>
+        <w:ind w:left="-567" w:right="970"/>
+        <w:jc w:val="both"/>
+        <w:rPr>
+          <w:rFonts w:ascii="Calibri" w:hAnsi="Calibri" w:cs="Calibri"/>
+          <w:sz w:val="32"/>
+          <w:szCs w:val="32"/>
         </w:rPr>
       </w:pPr>
     </w:p>
     <w:sectPr>
-      <w:pgSz w:w="11906" w:h="16838"/>
-      <w:pgMar w:top="1440" w:right="1440" w:bottom="1440" w:left="1440" w:header="708" w:footer="708" w:gutter="0"/>
+      <w:pgSz w:w="16838" w:h="23811" w:code="8"/>
+      <w:pgMar w:top="0" w:right="2663" w:bottom="1440" w:left="1440" w:header="708" w:footer="708" w:gutter="0"/>
       <w:cols w:space="708"/>
       <w:docGrid w:linePitch="360"/>
     </w:sectPr>
@@ -1451,6 +819,7 @@
   <w:style w:type="character" w:default="1" w:styleId="DefaultParagraphFont">
     <w:name w:val="Default Paragraph Font"/>
     <w:uiPriority w:val="1"/>
+    <w:semiHidden/>
     <w:unhideWhenUsed/>
   </w:style>
   <w:style w:type="table" w:default="1" w:styleId="TableNormal">
